--- a/The Bottleneck Analysis.docx
+++ b/The Bottleneck Analysis.docx
@@ -748,6 +748,19 @@
         </w:rPr>
         <w:t xml:space="preserve"> The Trade-Off: TTFT Scaling</w:t>
       </w:r>
+      <w:r>
+        <w:rPr>
+          <w:rFonts w:ascii="Times New Roman" w:eastAsia="Times New Roman" w:hAnsi="Times New Roman" w:cs="Times New Roman"/>
+          <w:b/>
+          <w:bCs/>
+          <w:sz w:val="27"/>
+          <w:szCs w:val="27"/>
+          <w:lang w:eastAsia="en-IN"/>
+        </w:rPr>
+        <w:t xml:space="preserve">  </w:t>
+      </w:r>
+      <w:bookmarkStart w:id="0" w:name="_GoBack"/>
+      <w:bookmarkEnd w:id="0"/>
     </w:p>
     <w:p>
       <w:pPr>
@@ -3024,10 +3037,7 @@
         <w:pStyle w:val="Heading2"/>
       </w:pPr>
       <w:r>
-        <w:t>T</w:t>
-      </w:r>
-      <w:r>
-        <w:t>echnical Report: Co-Designing VRAM Allocation &amp; Kernel Scheduling for Llama-3.2-3B on 12GB VRAM</w:t>
+        <w:t>Technical Report: Co-Designing VRAM Allocation &amp; Kernel Scheduling for Llama-3.2-3B on 12GB VRAM</w:t>
       </w:r>
     </w:p>
     <w:p>
@@ -3066,12 +3076,7 @@
         <w:t>}$</w:t>
       </w:r>
       <w:r>
-        <w:t xml:space="preserve"> GPU, performance is highly constrained by memory capacity (VRAM) and hardware execution barriers. This report documents the systematic optimization of </w:t>
-      </w:r>
-      <w:bookmarkStart w:id="0" w:name="_GoBack"/>
-      <w:bookmarkEnd w:id="0"/>
-      <w:r>
-        <w:t>Llama-3.2-3B (</w:t>
+        <w:t xml:space="preserve"> GPU, performance is highly constrained by memory capacity (VRAM) and hardware execution barriers. This report documents the systematic optimization of Llama-3.2-3B (</w:t>
       </w:r>
       <w:r>
         <w:rPr>
